--- a/fixtures/generated/c09__text-box.docx
+++ b/fixtures/generated/c09__text-box.docx
@@ -333,12 +333,24 @@
     </w:p>
     <w:p>
       <w:r>
-        <w:t>Page 1 of 2</w:t>
-      </w:r>
-    </w:p>
-    <w:p>
-      <w:r>
-        <w:t>Fortune favours the prepared.</w:t>
+        <w:pict>
+          <v:shape id="_x0000_s1027" type="#_x0000_t202" style="width:450pt;height:40pt;mso-position-horizontal:left" strokecolor="#7f7f7f">
+            <v:textbox style="mso-fit-shape-to-text:t" inset="5pt,3pt,5pt,3pt">
+              <w:txbxContent>
+                <w:p>
+                  <w:r>
+                    <w:t xml:space="preserve">Page 1 of 2</w:t>
+                  </w:r>
+                </w:p>
+                <w:p>
+                  <w:r>
+                    <w:t xml:space="preserve">Fortune favours the prepared.</w:t>
+                  </w:r>
+                </w:p>
+              </w:txbxContent>
+            </v:textbox>
+          </v:shape>
+        </w:pict>
       </w:r>
     </w:p>
     <w:sectPr>
